--- a/dapan/nangcao/KetQuaTronThu.docx
+++ b/dapan/nangcao/KetQuaTronThu.docx
@@ -22,16 +22,16 @@
         <mc:AlternateContent>
           <mc:Choice Requires="wps">
             <w:drawing>
-              <wp:anchor distT="0" distB="0" distL="114300" distR="114300" simplePos="0" relativeHeight="251659264" behindDoc="0" locked="0" layoutInCell="1" allowOverlap="1" wp14:anchorId="4D1AC2CD" wp14:editId="5D0B4B4C">
+              <wp:anchor distT="0" distB="0" distL="114300" distR="114300" simplePos="0" relativeHeight="251659264" behindDoc="0" locked="0" layoutInCell="1" allowOverlap="1" wp14:anchorId="4D1AC2CD" wp14:editId="4114C322">
                 <wp:simplePos x="0" y="0"/>
                 <wp:positionH relativeFrom="column">
-                  <wp:posOffset>-260430</wp:posOffset>
+                  <wp:posOffset>-259161</wp:posOffset>
                 </wp:positionH>
                 <wp:positionV relativeFrom="paragraph">
-                  <wp:posOffset>-109959</wp:posOffset>
+                  <wp:posOffset>-107576</wp:posOffset>
                 </wp:positionV>
-                <wp:extent cx="6469380" cy="5081286"/>
-                <wp:effectExtent l="19050" t="19050" r="26670" b="24130"/>
+                <wp:extent cx="6469380" cy="5031644"/>
+                <wp:effectExtent l="19050" t="19050" r="26670" b="17145"/>
                 <wp:wrapNone/>
                 <wp:docPr id="884125225" name="Rectangle 1"/>
                 <wp:cNvGraphicFramePr/>
@@ -42,7 +42,7 @@
                       <wps:spPr>
                         <a:xfrm>
                           <a:off x="0" y="0"/>
-                          <a:ext cx="6469380" cy="5081286"/>
+                          <a:ext cx="6469380" cy="5031644"/>
                         </a:xfrm>
                         <a:prstGeom prst="rect">
                           <a:avLst/>
@@ -87,7 +87,7 @@
           </mc:Choice>
           <mc:Fallback>
             <w:pict>
-              <v:rect w14:anchorId="659E12DD" id="Rectangle 1" o:spid="_x0000_s1026" style="position:absolute;margin-left:-20.5pt;margin-top:-8.65pt;width:509.4pt;height:400.1pt;z-index:251659264;visibility:visible;mso-wrap-style:square;mso-height-percent:0;mso-wrap-distance-left:9pt;mso-wrap-distance-top:0;mso-wrap-distance-right:9pt;mso-wrap-distance-bottom:0;mso-position-horizontal:absolute;mso-position-horizontal-relative:text;mso-position-vertical:absolute;mso-position-vertical-relative:text;mso-height-percent:0;mso-height-relative:margin;v-text-anchor:middle" o:gfxdata="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" filled="f" strokecolor="#ed7d31 [3205]" strokeweight="2.25pt">
+              <v:rect w14:anchorId="7B5F886E" id="Rectangle 1" o:spid="_x0000_s1026" style="position:absolute;margin-left:-20.4pt;margin-top:-8.45pt;width:509.4pt;height:396.2pt;z-index:251659264;visibility:visible;mso-wrap-style:square;mso-height-percent:0;mso-wrap-distance-left:9pt;mso-wrap-distance-top:0;mso-wrap-distance-right:9pt;mso-wrap-distance-bottom:0;mso-position-horizontal:absolute;mso-position-horizontal-relative:text;mso-position-vertical:absolute;mso-position-vertical-relative:text;mso-height-percent:0;mso-height-relative:margin;v-text-anchor:middle" o:gfxdata="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" filled="f" strokecolor="#ed7d31 [3205]" strokeweight="2.25pt">
                 <v:stroke linestyle="thickThin"/>
               </v:rect>
             </w:pict>
@@ -776,7 +776,7 @@
               </wp:anchor>
             </w:drawing>
           </mc:Choice>
-          <mc:Fallback xmlns:cx1="http://schemas.microsoft.com/office/drawing/2015/9/8/chartex" xmlns:cx2="http://schemas.microsoft.com/office/drawing/2015/10/21/chartex" xmlns:cx3="http://schemas.microsoft.com/office/drawing/2016/5/9/chartex" xmlns:cx4="http://schemas.microsoft.com/office/drawing/2016/5/10/chartex" xmlns:cx5="http://schemas.microsoft.com/office/drawing/2016/5/11/chartex" xmlns:cx6="http://schemas.microsoft.com/office/drawing/2016/5/12/chartex" xmlns:cx7="http://schemas.microsoft.com/office/drawing/2016/5/13/chartex" xmlns:cx8="http://schemas.microsoft.com/office/drawing/2016/5/14/chartex" xmlns:aink="http://schemas.microsoft.com/office/drawing/2016/ink" xmlns:am3d="http://schemas.microsoft.com/office/drawing/2017/model3d" xmlns:oel="http://schemas.microsoft.com/office/2019/extlst" xmlns:w16cex="http://schemas.microsoft.com/office/word/2018/wordml/cex" xmlns:w16cid="http://schemas.microsoft.com/office/word/2016/wordml/cid" xmlns:w16="http://schemas.microsoft.com/office/word/2018/wordml" xmlns:w16du="http://schemas.microsoft.com/office/word/2023/wordml/word16du" xmlns:w16sdtdh="http://schemas.microsoft.com/office/word/2020/wordml/sdtdatahash" xmlns:w16sdtfl="http://schemas.microsoft.com/office/word/2024/wordml/sdtformatlock">
+          <mc:Fallback xmlns:w16sdtfl="http://schemas.microsoft.com/office/word/2024/wordml/sdtformatlock" xmlns:w16sdtdh="http://schemas.microsoft.com/office/word/2020/wordml/sdtdatahash" xmlns:w16du="http://schemas.microsoft.com/office/word/2023/wordml/word16du" xmlns:w16="http://schemas.microsoft.com/office/word/2018/wordml" xmlns:w16cid="http://schemas.microsoft.com/office/word/2016/wordml/cid" xmlns:w16cex="http://schemas.microsoft.com/office/word/2018/wordml/cex" xmlns:oel="http://schemas.microsoft.com/office/2019/extlst" xmlns:am3d="http://schemas.microsoft.com/office/drawing/2017/model3d" xmlns:aink="http://schemas.microsoft.com/office/drawing/2016/ink" xmlns:cx8="http://schemas.microsoft.com/office/drawing/2016/5/14/chartex" xmlns:cx7="http://schemas.microsoft.com/office/drawing/2016/5/13/chartex" xmlns:cx6="http://schemas.microsoft.com/office/drawing/2016/5/12/chartex" xmlns:cx5="http://schemas.microsoft.com/office/drawing/2016/5/11/chartex" xmlns:cx4="http://schemas.microsoft.com/office/drawing/2016/5/10/chartex" xmlns:cx3="http://schemas.microsoft.com/office/drawing/2016/5/9/chartex" xmlns:cx2="http://schemas.microsoft.com/office/drawing/2015/10/21/chartex" xmlns:cx1="http://schemas.microsoft.com/office/drawing/2015/9/8/chartex">
             <w:pict>
               <v:rect w14:anchorId="357DE064" id="Rectangle 1" o:spid="_x0000_s1026" style="position:absolute;margin-left:-20.4pt;margin-top:-8.4pt;width:509.4pt;height:392.4pt;z-index:251661312;visibility:visible;mso-wrap-style:square;mso-wrap-distance-left:9pt;mso-wrap-distance-top:0;mso-wrap-distance-right:9pt;mso-wrap-distance-bottom:0;mso-position-horizontal:absolute;mso-position-horizontal-relative:text;mso-position-vertical:absolute;mso-position-vertical-relative:text;v-text-anchor:middle" o:gfxdata="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" filled="f" strokecolor="#ed7d31 [3205]" strokeweight="2.25pt">
                 <v:stroke linestyle="thickThin"/>
@@ -1439,7 +1439,7 @@
               </wp:anchor>
             </w:drawing>
           </mc:Choice>
-          <mc:Fallback xmlns:cx1="http://schemas.microsoft.com/office/drawing/2015/9/8/chartex" xmlns:cx2="http://schemas.microsoft.com/office/drawing/2015/10/21/chartex" xmlns:cx3="http://schemas.microsoft.com/office/drawing/2016/5/9/chartex" xmlns:cx4="http://schemas.microsoft.com/office/drawing/2016/5/10/chartex" xmlns:cx5="http://schemas.microsoft.com/office/drawing/2016/5/11/chartex" xmlns:cx6="http://schemas.microsoft.com/office/drawing/2016/5/12/chartex" xmlns:cx7="http://schemas.microsoft.com/office/drawing/2016/5/13/chartex" xmlns:cx8="http://schemas.microsoft.com/office/drawing/2016/5/14/chartex" xmlns:aink="http://schemas.microsoft.com/office/drawing/2016/ink" xmlns:am3d="http://schemas.microsoft.com/office/drawing/2017/model3d" xmlns:oel="http://schemas.microsoft.com/office/2019/extlst" xmlns:w16cex="http://schemas.microsoft.com/office/word/2018/wordml/cex" xmlns:w16cid="http://schemas.microsoft.com/office/word/2016/wordml/cid" xmlns:w16="http://schemas.microsoft.com/office/word/2018/wordml" xmlns:w16du="http://schemas.microsoft.com/office/word/2023/wordml/word16du" xmlns:w16sdtdh="http://schemas.microsoft.com/office/word/2020/wordml/sdtdatahash" xmlns:w16sdtfl="http://schemas.microsoft.com/office/word/2024/wordml/sdtformatlock">
+          <mc:Fallback xmlns:w16sdtfl="http://schemas.microsoft.com/office/word/2024/wordml/sdtformatlock" xmlns:w16sdtdh="http://schemas.microsoft.com/office/word/2020/wordml/sdtdatahash" xmlns:w16du="http://schemas.microsoft.com/office/word/2023/wordml/word16du" xmlns:w16="http://schemas.microsoft.com/office/word/2018/wordml" xmlns:w16cid="http://schemas.microsoft.com/office/word/2016/wordml/cid" xmlns:w16cex="http://schemas.microsoft.com/office/word/2018/wordml/cex" xmlns:oel="http://schemas.microsoft.com/office/2019/extlst" xmlns:am3d="http://schemas.microsoft.com/office/drawing/2017/model3d" xmlns:aink="http://schemas.microsoft.com/office/drawing/2016/ink" xmlns:cx8="http://schemas.microsoft.com/office/drawing/2016/5/14/chartex" xmlns:cx7="http://schemas.microsoft.com/office/drawing/2016/5/13/chartex" xmlns:cx6="http://schemas.microsoft.com/office/drawing/2016/5/12/chartex" xmlns:cx5="http://schemas.microsoft.com/office/drawing/2016/5/11/chartex" xmlns:cx4="http://schemas.microsoft.com/office/drawing/2016/5/10/chartex" xmlns:cx3="http://schemas.microsoft.com/office/drawing/2016/5/9/chartex" xmlns:cx2="http://schemas.microsoft.com/office/drawing/2015/10/21/chartex" xmlns:cx1="http://schemas.microsoft.com/office/drawing/2015/9/8/chartex">
             <w:pict>
               <v:rect w14:anchorId="01F241DD" id="Rectangle 1" o:spid="_x0000_s1026" style="position:absolute;margin-left:-20.4pt;margin-top:-8.4pt;width:509.4pt;height:392.4pt;z-index:251663360;visibility:visible;mso-wrap-style:square;mso-wrap-distance-left:9pt;mso-wrap-distance-top:0;mso-wrap-distance-right:9pt;mso-wrap-distance-bottom:0;mso-position-horizontal:absolute;mso-position-horizontal-relative:text;mso-position-vertical:absolute;mso-position-vertical-relative:text;v-text-anchor:middle" o:gfxdata="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" filled="f" strokecolor="#ed7d31 [3205]" strokeweight="2.25pt">
                 <v:stroke linestyle="thickThin"/>
@@ -2102,7 +2102,7 @@
               </wp:anchor>
             </w:drawing>
           </mc:Choice>
-          <mc:Fallback xmlns:cx1="http://schemas.microsoft.com/office/drawing/2015/9/8/chartex" xmlns:cx2="http://schemas.microsoft.com/office/drawing/2015/10/21/chartex" xmlns:cx3="http://schemas.microsoft.com/office/drawing/2016/5/9/chartex" xmlns:cx4="http://schemas.microsoft.com/office/drawing/2016/5/10/chartex" xmlns:cx5="http://schemas.microsoft.com/office/drawing/2016/5/11/chartex" xmlns:cx6="http://schemas.microsoft.com/office/drawing/2016/5/12/chartex" xmlns:cx7="http://schemas.microsoft.com/office/drawing/2016/5/13/chartex" xmlns:cx8="http://schemas.microsoft.com/office/drawing/2016/5/14/chartex" xmlns:aink="http://schemas.microsoft.com/office/drawing/2016/ink" xmlns:am3d="http://schemas.microsoft.com/office/drawing/2017/model3d" xmlns:oel="http://schemas.microsoft.com/office/2019/extlst" xmlns:w16cex="http://schemas.microsoft.com/office/word/2018/wordml/cex" xmlns:w16cid="http://schemas.microsoft.com/office/word/2016/wordml/cid" xmlns:w16="http://schemas.microsoft.com/office/word/2018/wordml" xmlns:w16du="http://schemas.microsoft.com/office/word/2023/wordml/word16du" xmlns:w16sdtdh="http://schemas.microsoft.com/office/word/2020/wordml/sdtdatahash" xmlns:w16sdtfl="http://schemas.microsoft.com/office/word/2024/wordml/sdtformatlock">
+          <mc:Fallback xmlns:w16sdtfl="http://schemas.microsoft.com/office/word/2024/wordml/sdtformatlock" xmlns:w16sdtdh="http://schemas.microsoft.com/office/word/2020/wordml/sdtdatahash" xmlns:w16du="http://schemas.microsoft.com/office/word/2023/wordml/word16du" xmlns:w16="http://schemas.microsoft.com/office/word/2018/wordml" xmlns:w16cid="http://schemas.microsoft.com/office/word/2016/wordml/cid" xmlns:w16cex="http://schemas.microsoft.com/office/word/2018/wordml/cex" xmlns:oel="http://schemas.microsoft.com/office/2019/extlst" xmlns:am3d="http://schemas.microsoft.com/office/drawing/2017/model3d" xmlns:aink="http://schemas.microsoft.com/office/drawing/2016/ink" xmlns:cx8="http://schemas.microsoft.com/office/drawing/2016/5/14/chartex" xmlns:cx7="http://schemas.microsoft.com/office/drawing/2016/5/13/chartex" xmlns:cx6="http://schemas.microsoft.com/office/drawing/2016/5/12/chartex" xmlns:cx5="http://schemas.microsoft.com/office/drawing/2016/5/11/chartex" xmlns:cx4="http://schemas.microsoft.com/office/drawing/2016/5/10/chartex" xmlns:cx3="http://schemas.microsoft.com/office/drawing/2016/5/9/chartex" xmlns:cx2="http://schemas.microsoft.com/office/drawing/2015/10/21/chartex" xmlns:cx1="http://schemas.microsoft.com/office/drawing/2015/9/8/chartex">
             <w:pict>
               <v:rect w14:anchorId="6E0D1AA2" id="Rectangle 1" o:spid="_x0000_s1026" style="position:absolute;margin-left:-20.4pt;margin-top:-8.4pt;width:509.4pt;height:392.4pt;z-index:251665408;visibility:visible;mso-wrap-style:square;mso-wrap-distance-left:9pt;mso-wrap-distance-top:0;mso-wrap-distance-right:9pt;mso-wrap-distance-bottom:0;mso-position-horizontal:absolute;mso-position-horizontal-relative:text;mso-position-vertical:absolute;mso-position-vertical-relative:text;v-text-anchor:middle" o:gfxdata="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" filled="f" strokecolor="#ed7d31 [3205]" strokeweight="2.25pt">
                 <v:stroke linestyle="thickThin"/>
